--- a/pdf/AcquiringAHeartOfWisdom.docx
+++ b/pdf/AcquiringAHeartOfWisdom.docx
@@ -315,16 +315,36 @@
           <w:szCs w:val="24"/>
           <w:lang w:eastAsia="en-US"/>
         </w:rPr>
-        <w:t xml:space="preserve"> S</w:t>
-      </w:r>
-      <w:r>
-        <w:rPr>
-          <w:rFonts w:ascii="Calibri" w:hAnsi="Calibri" w:cs="Calibri"/>
-          <w:sz w:val="24"/>
-          <w:szCs w:val="24"/>
-          <w:lang w:eastAsia="en-US"/>
-        </w:rPr>
-        <w:t>Times of STRESS</w:t>
+        <w:t xml:space="preserve"> </w:t>
+      </w:r>
+      <w:proofErr w:type="spellStart"/>
+      <w:r>
+        <w:rPr>
+          <w:rFonts w:ascii="Calibri" w:hAnsi="Calibri" w:cs="Calibri"/>
+          <w:sz w:val="24"/>
+          <w:szCs w:val="24"/>
+          <w:lang w:eastAsia="en-US"/>
+        </w:rPr>
+        <w:t>S</w:t>
+      </w:r>
+      <w:r>
+        <w:rPr>
+          <w:rFonts w:ascii="Calibri" w:hAnsi="Calibri" w:cs="Calibri"/>
+          <w:sz w:val="24"/>
+          <w:szCs w:val="24"/>
+          <w:lang w:eastAsia="en-US"/>
+        </w:rPr>
+        <w:t>Times</w:t>
+      </w:r>
+      <w:proofErr w:type="spellEnd"/>
+      <w:r>
+        <w:rPr>
+          <w:rFonts w:ascii="Calibri" w:hAnsi="Calibri" w:cs="Calibri"/>
+          <w:sz w:val="24"/>
+          <w:szCs w:val="24"/>
+          <w:lang w:eastAsia="en-US"/>
+        </w:rPr>
+        <w:t xml:space="preserve"> of STRESS</w:t>
       </w:r>
     </w:p>
     <w:p>
@@ -515,14 +535,7 @@
           <w:rFonts w:cs="Calibri"/>
           <w:lang w:val="en"/>
         </w:rPr>
-        <w:t>Wildfires</w:t>
-      </w:r>
-      <w:r>
-        <w:rPr>
-          <w:rFonts w:cs="Calibri"/>
-          <w:lang w:val="en"/>
-        </w:rPr>
-        <w:t xml:space="preserve"> </w:t>
+        <w:t xml:space="preserve">Wildfires </w:t>
       </w:r>
       <w:r>
         <w:rPr>
@@ -1302,6 +1315,7 @@
         </w:rPr>
         <w:t xml:space="preserve">    </w:t>
       </w:r>
+      <w:proofErr w:type="gramStart"/>
       <w:r>
         <w:rPr>
           <w:rFonts w:ascii="Calibri" w:hAnsi="Calibri" w:cs="Calibri"/>
@@ -1313,6 +1327,7 @@
         </w:rPr>
         <w:t>70 year old</w:t>
       </w:r>
+      <w:proofErr w:type="gramEnd"/>
       <w:r>
         <w:rPr>
           <w:rFonts w:ascii="Calibri" w:hAnsi="Calibri" w:cs="Calibri"/>
@@ -1547,7 +1562,31 @@
           <w:szCs w:val="24"/>
           <w:lang w:eastAsia="en-US"/>
         </w:rPr>
-        <w:t xml:space="preserve">MAKE EVERY DAY </w:t>
+        <w:t xml:space="preserve">MAKE </w:t>
+      </w:r>
+      <w:proofErr w:type="gramStart"/>
+      <w:r>
+        <w:rPr>
+          <w:rFonts w:ascii="Calibri" w:hAnsi="Calibri" w:cs="Calibri"/>
+          <w:b/>
+          <w:bCs/>
+          <w:sz w:val="24"/>
+          <w:szCs w:val="24"/>
+          <w:lang w:eastAsia="en-US"/>
+        </w:rPr>
+        <w:t>EVERY DAY</w:t>
+      </w:r>
+      <w:proofErr w:type="gramEnd"/>
+      <w:r>
+        <w:rPr>
+          <w:rFonts w:ascii="Calibri" w:hAnsi="Calibri" w:cs="Calibri"/>
+          <w:b/>
+          <w:bCs/>
+          <w:sz w:val="24"/>
+          <w:szCs w:val="24"/>
+          <w:lang w:eastAsia="en-US"/>
+        </w:rPr>
+        <w:t xml:space="preserve"> </w:t>
       </w:r>
       <w:r>
         <w:rPr>
@@ -1957,14 +1996,25 @@
           <w:lang w:eastAsia="en-US"/>
         </w:rPr>
       </w:pPr>
-      <w:r>
-        <w:rPr>
-          <w:rFonts w:ascii="Calibri" w:hAnsi="Calibri" w:cs="Calibri"/>
-          <w:sz w:val="24"/>
-          <w:szCs w:val="24"/>
-          <w:lang w:eastAsia="en-US"/>
-        </w:rPr>
-        <w:t>Pr 4:7</w:t>
+      <w:proofErr w:type="spellStart"/>
+      <w:r>
+        <w:rPr>
+          <w:rFonts w:ascii="Calibri" w:hAnsi="Calibri" w:cs="Calibri"/>
+          <w:sz w:val="24"/>
+          <w:szCs w:val="24"/>
+          <w:lang w:eastAsia="en-US"/>
+        </w:rPr>
+        <w:t>Pr</w:t>
+      </w:r>
+      <w:proofErr w:type="spellEnd"/>
+      <w:r>
+        <w:rPr>
+          <w:rFonts w:ascii="Calibri" w:hAnsi="Calibri" w:cs="Calibri"/>
+          <w:sz w:val="24"/>
+          <w:szCs w:val="24"/>
+          <w:lang w:eastAsia="en-US"/>
+        </w:rPr>
+        <w:t xml:space="preserve"> 4:7</w:t>
       </w:r>
       <w:r>
         <w:rPr>
@@ -2133,27 +2183,23 @@
           <w:lang w:eastAsia="en-US"/>
         </w:rPr>
       </w:pPr>
-    </w:p>
-    <w:p>
-      <w:pPr>
-        <w:autoSpaceDE w:val="0"/>
-        <w:autoSpaceDN w:val="0"/>
-        <w:adjustRightInd w:val="0"/>
-        <w:spacing w:before="60" w:after="0" w:line="240" w:lineRule="auto"/>
-        <w:rPr>
-          <w:rFonts w:ascii="Calibri" w:hAnsi="Calibri" w:cs="Calibri"/>
-          <w:sz w:val="24"/>
-          <w:szCs w:val="24"/>
-          <w:lang w:eastAsia="en-US"/>
-        </w:rPr>
-      </w:pPr>
-      <w:r>
-        <w:rPr>
-          <w:rFonts w:ascii="Calibri" w:hAnsi="Calibri" w:cs="Calibri"/>
-          <w:sz w:val="24"/>
-          <w:szCs w:val="24"/>
-          <w:lang w:eastAsia="en-US"/>
-        </w:rPr>
+      <w:r>
+        <w:rPr>
+          <w:rFonts w:ascii="Calibri" w:hAnsi="Calibri" w:cs="Calibri"/>
+          <w:sz w:val="24"/>
+          <w:szCs w:val="24"/>
+          <w:lang w:eastAsia="en-US"/>
+        </w:rPr>
+        <w:br w:type="page"/>
+      </w:r>
+      <w:r>
+        <w:rPr>
+          <w:rFonts w:ascii="Calibri" w:hAnsi="Calibri" w:cs="Calibri"/>
+          <w:sz w:val="24"/>
+          <w:szCs w:val="24"/>
+          <w:lang w:eastAsia="en-US"/>
+        </w:rPr>
+        <w:lastRenderedPageBreak/>
         <w:t xml:space="preserve">Meditating upon </w:t>
       </w:r>
       <w:r>
@@ -2431,6 +2477,7 @@
         </w:rPr>
         <w:tab/>
       </w:r>
+      <w:proofErr w:type="gramStart"/>
       <w:r>
         <w:rPr>
           <w:rFonts w:ascii="Calibri" w:hAnsi="Calibri" w:cs="Calibri"/>
@@ -2449,6 +2496,7 @@
         </w:rPr>
         <w:t>Symbiotic</w:t>
       </w:r>
+      <w:proofErr w:type="gramEnd"/>
       <w:r>
         <w:rPr>
           <w:rFonts w:ascii="Calibri" w:hAnsi="Calibri" w:cs="Calibri"/>
@@ -3242,70 +3290,36 @@
         </w:rPr>
         <w:t>This can lead to poor decisions that may damage our relationship with Jehovah</w:t>
       </w:r>
-    </w:p>
-    <w:p>
-      <w:pPr>
-        <w:autoSpaceDE w:val="0"/>
-        <w:autoSpaceDN w:val="0"/>
-        <w:adjustRightInd w:val="0"/>
-        <w:spacing w:before="60" w:after="0" w:line="240" w:lineRule="auto"/>
-        <w:rPr>
-          <w:rFonts w:ascii="Calibri" w:hAnsi="Calibri" w:cs="Calibri"/>
-          <w:sz w:val="24"/>
-          <w:szCs w:val="24"/>
-          <w:lang w:eastAsia="en-US"/>
-        </w:rPr>
-      </w:pPr>
-    </w:p>
-    <w:p>
-      <w:pPr>
-        <w:autoSpaceDE w:val="0"/>
-        <w:autoSpaceDN w:val="0"/>
-        <w:adjustRightInd w:val="0"/>
-        <w:spacing w:before="60" w:after="0" w:line="240" w:lineRule="auto"/>
-        <w:rPr>
-          <w:rFonts w:ascii="Calibri" w:hAnsi="Calibri" w:cs="Calibri"/>
-          <w:sz w:val="24"/>
-          <w:szCs w:val="24"/>
-          <w:lang w:eastAsia="en-US"/>
-        </w:rPr>
-      </w:pPr>
-    </w:p>
-    <w:p>
-      <w:pPr>
-        <w:autoSpaceDE w:val="0"/>
-        <w:autoSpaceDN w:val="0"/>
-        <w:adjustRightInd w:val="0"/>
-        <w:spacing w:before="60" w:after="0" w:line="240" w:lineRule="auto"/>
-        <w:rPr>
-          <w:rFonts w:ascii="Calibri" w:hAnsi="Calibri" w:cs="Calibri"/>
-          <w:sz w:val="24"/>
-          <w:szCs w:val="24"/>
-          <w:lang w:eastAsia="en-US"/>
-        </w:rPr>
-      </w:pPr>
-    </w:p>
-    <w:p>
-      <w:pPr>
-        <w:autoSpaceDE w:val="0"/>
-        <w:autoSpaceDN w:val="0"/>
-        <w:adjustRightInd w:val="0"/>
-        <w:spacing w:before="60" w:after="0" w:line="240" w:lineRule="auto"/>
-        <w:rPr>
-          <w:rFonts w:ascii="Calibri" w:hAnsi="Calibri" w:cs="Calibri"/>
-          <w:sz w:val="24"/>
-          <w:szCs w:val="24"/>
-          <w:lang w:eastAsia="en-US"/>
-        </w:rPr>
-      </w:pPr>
-      <w:r>
-        <w:rPr>
-          <w:rFonts w:ascii="Calibri" w:hAnsi="Calibri" w:cs="Calibri"/>
-          <w:sz w:val="24"/>
-          <w:szCs w:val="24"/>
-          <w:lang w:eastAsia="en-US"/>
-        </w:rPr>
-        <w:lastRenderedPageBreak/>
+      <w:r>
+        <w:rPr>
+          <w:rFonts w:ascii="Calibri" w:hAnsi="Calibri" w:cs="Calibri"/>
+          <w:sz w:val="24"/>
+          <w:szCs w:val="24"/>
+          <w:lang w:eastAsia="en-US"/>
+        </w:rPr>
+        <w:br w:type="page"/>
+      </w:r>
+    </w:p>
+    <w:p>
+      <w:pPr>
+        <w:autoSpaceDE w:val="0"/>
+        <w:autoSpaceDN w:val="0"/>
+        <w:adjustRightInd w:val="0"/>
+        <w:spacing w:before="60" w:after="0" w:line="240" w:lineRule="auto"/>
+        <w:rPr>
+          <w:rFonts w:ascii="Calibri" w:hAnsi="Calibri" w:cs="Calibri"/>
+          <w:sz w:val="24"/>
+          <w:szCs w:val="24"/>
+          <w:lang w:eastAsia="en-US"/>
+        </w:rPr>
+      </w:pPr>
+      <w:r>
+        <w:rPr>
+          <w:rFonts w:ascii="Calibri" w:hAnsi="Calibri" w:cs="Calibri"/>
+          <w:sz w:val="24"/>
+          <w:szCs w:val="24"/>
+          <w:lang w:eastAsia="en-US"/>
+        </w:rPr>
         <w:t>We have mentioned Moses a few times today.</w:t>
       </w:r>
     </w:p>
@@ -3370,7 +3384,31 @@
           <w:szCs w:val="24"/>
           <w:lang w:eastAsia="en-US"/>
         </w:rPr>
-        <w:t>[READ Deut 3:</w:t>
+        <w:t xml:space="preserve">[READ </w:t>
+      </w:r>
+      <w:proofErr w:type="spellStart"/>
+      <w:r>
+        <w:rPr>
+          <w:rFonts w:ascii="Calibri" w:hAnsi="Calibri" w:cs="Calibri"/>
+          <w:b/>
+          <w:bCs/>
+          <w:sz w:val="24"/>
+          <w:szCs w:val="24"/>
+          <w:lang w:eastAsia="en-US"/>
+        </w:rPr>
+        <w:t>Deut</w:t>
+      </w:r>
+      <w:proofErr w:type="spellEnd"/>
+      <w:r>
+        <w:rPr>
+          <w:rFonts w:ascii="Calibri" w:hAnsi="Calibri" w:cs="Calibri"/>
+          <w:b/>
+          <w:bCs/>
+          <w:sz w:val="24"/>
+          <w:szCs w:val="24"/>
+          <w:lang w:eastAsia="en-US"/>
+        </w:rPr>
+        <w:t xml:space="preserve"> 3:</w:t>
       </w:r>
       <w:r>
         <w:rPr>
@@ -3415,8 +3453,19 @@
           <w:szCs w:val="24"/>
           <w:lang w:eastAsia="en-US"/>
         </w:rPr>
-        <w:t>Waters of Meribah</w:t>
-      </w:r>
+        <w:t xml:space="preserve">Waters of </w:t>
+      </w:r>
+      <w:proofErr w:type="spellStart"/>
+      <w:r>
+        <w:rPr>
+          <w:rFonts w:ascii="Calibri" w:hAnsi="Calibri" w:cs="Calibri"/>
+          <w:sz w:val="24"/>
+          <w:szCs w:val="24"/>
+          <w:lang w:eastAsia="en-US"/>
+        </w:rPr>
+        <w:t>Meribah</w:t>
+      </w:r>
+      <w:proofErr w:type="spellEnd"/>
       <w:r>
         <w:rPr>
           <w:rFonts w:ascii="Calibri" w:hAnsi="Calibri" w:cs="Calibri"/>
@@ -3490,8 +3539,17 @@
           <w:rFonts w:cs="Calibri"/>
           <w:lang w:val="en"/>
         </w:rPr>
-        <w:t xml:space="preserve"> the Waters of Meribah</w:t>
-      </w:r>
+        <w:t xml:space="preserve"> the Waters of </w:t>
+      </w:r>
+      <w:proofErr w:type="spellStart"/>
+      <w:r>
+        <w:rPr>
+          <w:rFonts w:cs="Calibri"/>
+          <w:lang w:val="en"/>
+        </w:rPr>
+        <w:t>Meribah</w:t>
+      </w:r>
+      <w:proofErr w:type="spellEnd"/>
       <w:r>
         <w:rPr>
           <w:rFonts w:cs="Calibri"/>
@@ -3536,7 +3594,23 @@
           <w:rFonts w:cs="Calibri"/>
           <w:lang w:val="en"/>
         </w:rPr>
-        <w:t xml:space="preserve"> Waters of Meribah at Mass</w:t>
+        <w:t xml:space="preserve"> Waters of </w:t>
+      </w:r>
+      <w:proofErr w:type="spellStart"/>
+      <w:r>
+        <w:rPr>
+          <w:rFonts w:cs="Calibri"/>
+          <w:lang w:val="en"/>
+        </w:rPr>
+        <w:t>Meribah</w:t>
+      </w:r>
+      <w:proofErr w:type="spellEnd"/>
+      <w:r>
+        <w:rPr>
+          <w:rFonts w:cs="Calibri"/>
+          <w:lang w:val="en"/>
+        </w:rPr>
+        <w:t xml:space="preserve"> at Mass</w:t>
       </w:r>
       <w:r>
         <w:rPr>
@@ -3582,44 +3656,57 @@
           <w:iCs/>
           <w:lang w:val="en"/>
         </w:rPr>
-        <w:t>Massah and Meribah</w:t>
-      </w:r>
-      <w:r>
-        <w:rPr>
-          <w:rFonts w:cs="Calibri"/>
-          <w:lang w:val="en"/>
-        </w:rPr>
-        <w:t xml:space="preserve">’   </w:t>
-      </w:r>
-      <w:r>
-        <w:rPr>
-          <w:rFonts w:cs="Calibri"/>
-          <w:lang w:val="en"/>
-        </w:rPr>
-        <w:t>about two months after leaving Egypt )</w:t>
-      </w:r>
-      <w:r>
-        <w:rPr>
-          <w:rFonts w:cs="Calibri"/>
-          <w:lang w:val="en"/>
-        </w:rPr>
-        <w:br/>
-      </w:r>
-      <w:r>
-        <w:rPr>
-          <w:rFonts w:cs="Calibri"/>
-          <w:lang w:val="en"/>
-        </w:rPr>
-        <w:tab/>
-        <w:t>Moses followed Jehovah’s instructions and ‘</w:t>
-      </w:r>
-      <w:r>
-        <w:rPr>
-          <w:rFonts w:cs="Calibri"/>
+        <w:t xml:space="preserve">Massah and </w:t>
+      </w:r>
+      <w:proofErr w:type="spellStart"/>
+      <w:r>
+        <w:rPr>
+          <w:rFonts w:cs="Calibri"/>
+          <w:b/>
+          <w:bCs/>
           <w:i/>
           <w:iCs/>
           <w:lang w:val="en"/>
         </w:rPr>
+        <w:t>Meribah</w:t>
+      </w:r>
+      <w:proofErr w:type="spellEnd"/>
+      <w:r>
+        <w:rPr>
+          <w:rFonts w:cs="Calibri"/>
+          <w:lang w:val="en"/>
+        </w:rPr>
+        <w:t xml:space="preserve">’   </w:t>
+      </w:r>
+      <w:r>
+        <w:rPr>
+          <w:rFonts w:cs="Calibri"/>
+          <w:lang w:val="en"/>
+        </w:rPr>
+        <w:t>about two months after leaving Egypt )</w:t>
+      </w:r>
+      <w:r>
+        <w:rPr>
+          <w:rFonts w:cs="Calibri"/>
+          <w:lang w:val="en"/>
+        </w:rPr>
+        <w:br/>
+      </w:r>
+      <w:r>
+        <w:rPr>
+          <w:rFonts w:cs="Calibri"/>
+          <w:lang w:val="en"/>
+        </w:rPr>
+        <w:tab/>
+        <w:t>Moses followed Jehovah’s instructions and ‘</w:t>
+      </w:r>
+      <w:r>
+        <w:rPr>
+          <w:rFonts w:cs="Calibri"/>
+          <w:i/>
+          <w:iCs/>
+          <w:lang w:val="en"/>
+        </w:rPr>
         <w:t>struck the rock</w:t>
       </w:r>
       <w:r>
@@ -3665,21 +3752,48 @@
         </w:rPr>
         <w:t xml:space="preserve"> Waters of </w:t>
       </w:r>
-      <w:r>
-        <w:rPr>
-          <w:rFonts w:cs="Calibri"/>
-          <w:b/>
-          <w:bCs/>
-          <w:lang w:val="en"/>
-        </w:rPr>
-        <w:t>Meribah near Kadesh</w:t>
-      </w:r>
-      <w:r>
-        <w:rPr>
-          <w:rFonts w:cs="Calibri"/>
-          <w:lang w:val="en"/>
-        </w:rPr>
-        <w:t xml:space="preserve"> ( near the end of their 40 year trek in the wilderness )</w:t>
+      <w:proofErr w:type="spellStart"/>
+      <w:r>
+        <w:rPr>
+          <w:rFonts w:cs="Calibri"/>
+          <w:b/>
+          <w:bCs/>
+          <w:lang w:val="en"/>
+        </w:rPr>
+        <w:t>Meribah</w:t>
+      </w:r>
+      <w:proofErr w:type="spellEnd"/>
+      <w:r>
+        <w:rPr>
+          <w:rFonts w:cs="Calibri"/>
+          <w:b/>
+          <w:bCs/>
+          <w:lang w:val="en"/>
+        </w:rPr>
+        <w:t xml:space="preserve"> near Kadesh</w:t>
+      </w:r>
+      <w:r>
+        <w:rPr>
+          <w:rFonts w:cs="Calibri"/>
+          <w:lang w:val="en"/>
+        </w:rPr>
+        <w:t xml:space="preserve"> ( near the end of their </w:t>
+      </w:r>
+      <w:proofErr w:type="gramStart"/>
+      <w:r>
+        <w:rPr>
+          <w:rFonts w:cs="Calibri"/>
+          <w:lang w:val="en"/>
+        </w:rPr>
+        <w:t>40 year</w:t>
+      </w:r>
+      <w:proofErr w:type="gramEnd"/>
+      <w:r>
+        <w:rPr>
+          <w:rFonts w:cs="Calibri"/>
+          <w:lang w:val="en"/>
+        </w:rPr>
+        <w:t xml:space="preserve"> trek in the wilderness )</w:t>
       </w:r>
       <w:r>
         <w:rPr>
@@ -3950,8 +4064,21 @@
           <w:szCs w:val="24"/>
           <w:lang w:eastAsia="en-US"/>
         </w:rPr>
-        <w:t>[READ Ec</w:t>
-      </w:r>
+        <w:t xml:space="preserve">[READ </w:t>
+      </w:r>
+      <w:proofErr w:type="spellStart"/>
+      <w:r>
+        <w:rPr>
+          <w:rFonts w:ascii="Calibri" w:hAnsi="Calibri" w:cs="Calibri"/>
+          <w:b/>
+          <w:bCs/>
+          <w:sz w:val="24"/>
+          <w:szCs w:val="24"/>
+          <w:lang w:eastAsia="en-US"/>
+        </w:rPr>
+        <w:t>Ec</w:t>
+      </w:r>
+      <w:proofErr w:type="spellEnd"/>
       <w:r>
         <w:rPr>
           <w:rFonts w:ascii="Calibri" w:hAnsi="Calibri" w:cs="Calibri"/>
@@ -4119,7 +4246,27 @@
           <w:szCs w:val="24"/>
           <w:lang w:eastAsia="en-US"/>
         </w:rPr>
-        <w:t>For Deʹmas has FORSAKEN me because he loved the present system of things</w:t>
+        <w:t xml:space="preserve">For </w:t>
+      </w:r>
+      <w:proofErr w:type="spellStart"/>
+      <w:r>
+        <w:rPr>
+          <w:rFonts w:ascii="Calibri" w:hAnsi="Calibri" w:cs="Calibri"/>
+          <w:sz w:val="24"/>
+          <w:szCs w:val="24"/>
+          <w:lang w:eastAsia="en-US"/>
+        </w:rPr>
+        <w:t>Deʹmas</w:t>
+      </w:r>
+      <w:proofErr w:type="spellEnd"/>
+      <w:r>
+        <w:rPr>
+          <w:rFonts w:ascii="Calibri" w:hAnsi="Calibri" w:cs="Calibri"/>
+          <w:sz w:val="24"/>
+          <w:szCs w:val="24"/>
+          <w:lang w:eastAsia="en-US"/>
+        </w:rPr>
+        <w:t xml:space="preserve"> has FORSAKEN me because he loved the present system of things</w:t>
       </w:r>
     </w:p>
     <w:p>
@@ -4275,16 +4422,29 @@
         </w:rPr>
         <w:t xml:space="preserve">[READ </w:t>
       </w:r>
-      <w:r>
-        <w:rPr>
-          <w:rFonts w:ascii="Calibri" w:hAnsi="Calibri" w:cs="Calibri"/>
-          <w:b/>
-          <w:bCs/>
-          <w:sz w:val="24"/>
-          <w:szCs w:val="24"/>
-          <w:lang w:eastAsia="en-US"/>
-        </w:rPr>
-        <w:t>Php 4:2,</w:t>
+      <w:proofErr w:type="spellStart"/>
+      <w:r>
+        <w:rPr>
+          <w:rFonts w:ascii="Calibri" w:hAnsi="Calibri" w:cs="Calibri"/>
+          <w:b/>
+          <w:bCs/>
+          <w:sz w:val="24"/>
+          <w:szCs w:val="24"/>
+          <w:lang w:eastAsia="en-US"/>
+        </w:rPr>
+        <w:t>Php</w:t>
+      </w:r>
+      <w:proofErr w:type="spellEnd"/>
+      <w:r>
+        <w:rPr>
+          <w:rFonts w:ascii="Calibri" w:hAnsi="Calibri" w:cs="Calibri"/>
+          <w:b/>
+          <w:bCs/>
+          <w:sz w:val="24"/>
+          <w:szCs w:val="24"/>
+          <w:lang w:eastAsia="en-US"/>
+        </w:rPr>
+        <w:t xml:space="preserve"> 4:2,</w:t>
       </w:r>
       <w:r>
         <w:rPr>
@@ -4576,176 +4736,6 @@
         <w:autoSpaceDN w:val="0"/>
         <w:adjustRightInd w:val="0"/>
         <w:spacing w:before="60" w:after="0" w:line="240" w:lineRule="auto"/>
-        <w:ind w:left="992" w:hanging="142"/>
-        <w:rPr>
-          <w:rFonts w:ascii="Calibri" w:hAnsi="Calibri" w:cs="Calibri"/>
-          <w:sz w:val="24"/>
-          <w:szCs w:val="24"/>
-          <w:lang w:eastAsia="en-US"/>
-        </w:rPr>
-      </w:pPr>
-    </w:p>
-    <w:p>
-      <w:pPr>
-        <w:autoSpaceDE w:val="0"/>
-        <w:autoSpaceDN w:val="0"/>
-        <w:adjustRightInd w:val="0"/>
-        <w:spacing w:before="60" w:after="0" w:line="240" w:lineRule="auto"/>
-        <w:ind w:left="992" w:hanging="142"/>
-        <w:rPr>
-          <w:rFonts w:ascii="Calibri" w:hAnsi="Calibri" w:cs="Calibri"/>
-          <w:sz w:val="24"/>
-          <w:szCs w:val="24"/>
-          <w:lang w:eastAsia="en-US"/>
-        </w:rPr>
-      </w:pPr>
-    </w:p>
-    <w:p>
-      <w:pPr>
-        <w:autoSpaceDE w:val="0"/>
-        <w:autoSpaceDN w:val="0"/>
-        <w:adjustRightInd w:val="0"/>
-        <w:spacing w:before="60" w:after="0" w:line="240" w:lineRule="auto"/>
-        <w:ind w:left="992" w:hanging="142"/>
-        <w:rPr>
-          <w:rFonts w:ascii="Calibri" w:hAnsi="Calibri" w:cs="Calibri"/>
-          <w:sz w:val="24"/>
-          <w:szCs w:val="24"/>
-          <w:lang w:eastAsia="en-US"/>
-        </w:rPr>
-      </w:pPr>
-    </w:p>
-    <w:p>
-      <w:pPr>
-        <w:autoSpaceDE w:val="0"/>
-        <w:autoSpaceDN w:val="0"/>
-        <w:adjustRightInd w:val="0"/>
-        <w:spacing w:before="60" w:after="0" w:line="240" w:lineRule="auto"/>
-        <w:ind w:left="992" w:hanging="142"/>
-        <w:rPr>
-          <w:rFonts w:ascii="Calibri" w:hAnsi="Calibri" w:cs="Calibri"/>
-          <w:sz w:val="24"/>
-          <w:szCs w:val="24"/>
-          <w:lang w:eastAsia="en-US"/>
-        </w:rPr>
-      </w:pPr>
-    </w:p>
-    <w:p>
-      <w:pPr>
-        <w:autoSpaceDE w:val="0"/>
-        <w:autoSpaceDN w:val="0"/>
-        <w:adjustRightInd w:val="0"/>
-        <w:spacing w:before="60" w:after="0" w:line="240" w:lineRule="auto"/>
-        <w:ind w:left="992" w:hanging="142"/>
-        <w:rPr>
-          <w:rFonts w:ascii="Calibri" w:hAnsi="Calibri" w:cs="Calibri"/>
-          <w:sz w:val="24"/>
-          <w:szCs w:val="24"/>
-          <w:lang w:eastAsia="en-US"/>
-        </w:rPr>
-      </w:pPr>
-    </w:p>
-    <w:p>
-      <w:pPr>
-        <w:autoSpaceDE w:val="0"/>
-        <w:autoSpaceDN w:val="0"/>
-        <w:adjustRightInd w:val="0"/>
-        <w:spacing w:before="60" w:after="0" w:line="240" w:lineRule="auto"/>
-        <w:ind w:left="992" w:hanging="142"/>
-        <w:rPr>
-          <w:rFonts w:ascii="Calibri" w:hAnsi="Calibri" w:cs="Calibri"/>
-          <w:sz w:val="24"/>
-          <w:szCs w:val="24"/>
-          <w:lang w:eastAsia="en-US"/>
-        </w:rPr>
-      </w:pPr>
-    </w:p>
-    <w:p>
-      <w:pPr>
-        <w:autoSpaceDE w:val="0"/>
-        <w:autoSpaceDN w:val="0"/>
-        <w:adjustRightInd w:val="0"/>
-        <w:spacing w:before="60" w:after="0" w:line="240" w:lineRule="auto"/>
-        <w:ind w:left="992" w:hanging="142"/>
-        <w:rPr>
-          <w:rFonts w:ascii="Calibri" w:hAnsi="Calibri" w:cs="Calibri"/>
-          <w:sz w:val="24"/>
-          <w:szCs w:val="24"/>
-          <w:lang w:eastAsia="en-US"/>
-        </w:rPr>
-      </w:pPr>
-    </w:p>
-    <w:p>
-      <w:pPr>
-        <w:autoSpaceDE w:val="0"/>
-        <w:autoSpaceDN w:val="0"/>
-        <w:adjustRightInd w:val="0"/>
-        <w:spacing w:before="60" w:after="0" w:line="240" w:lineRule="auto"/>
-        <w:ind w:left="992" w:hanging="142"/>
-        <w:rPr>
-          <w:rFonts w:ascii="Calibri" w:hAnsi="Calibri" w:cs="Calibri"/>
-          <w:sz w:val="24"/>
-          <w:szCs w:val="24"/>
-          <w:lang w:eastAsia="en-US"/>
-        </w:rPr>
-      </w:pPr>
-    </w:p>
-    <w:p>
-      <w:pPr>
-        <w:autoSpaceDE w:val="0"/>
-        <w:autoSpaceDN w:val="0"/>
-        <w:adjustRightInd w:val="0"/>
-        <w:spacing w:before="60" w:after="0" w:line="240" w:lineRule="auto"/>
-        <w:ind w:left="992" w:hanging="142"/>
-        <w:rPr>
-          <w:rFonts w:ascii="Calibri" w:hAnsi="Calibri" w:cs="Calibri"/>
-          <w:sz w:val="24"/>
-          <w:szCs w:val="24"/>
-          <w:lang w:eastAsia="en-US"/>
-        </w:rPr>
-      </w:pPr>
-    </w:p>
-    <w:p>
-      <w:pPr>
-        <w:autoSpaceDE w:val="0"/>
-        <w:autoSpaceDN w:val="0"/>
-        <w:adjustRightInd w:val="0"/>
-        <w:spacing w:before="60" w:after="0" w:line="240" w:lineRule="auto"/>
-        <w:ind w:left="992" w:hanging="142"/>
-        <w:rPr>
-          <w:rFonts w:ascii="Calibri" w:hAnsi="Calibri" w:cs="Calibri"/>
-          <w:sz w:val="24"/>
-          <w:szCs w:val="24"/>
-          <w:lang w:eastAsia="en-US"/>
-        </w:rPr>
-      </w:pPr>
-    </w:p>
-    <w:p>
-      <w:pPr>
-        <w:autoSpaceDE w:val="0"/>
-        <w:autoSpaceDN w:val="0"/>
-        <w:adjustRightInd w:val="0"/>
-        <w:spacing w:before="60" w:after="0" w:line="240" w:lineRule="auto"/>
-        <w:ind w:left="992" w:hanging="142"/>
-        <w:rPr>
-          <w:rFonts w:ascii="Calibri" w:hAnsi="Calibri" w:cs="Calibri"/>
-          <w:sz w:val="24"/>
-          <w:szCs w:val="24"/>
-          <w:lang w:eastAsia="en-US"/>
-        </w:rPr>
-      </w:pPr>
-    </w:p>
-    <w:p>
-      <w:pPr>
-        <w:numPr>
-          <w:ilvl w:val="0"/>
-          <w:numId w:val="1"/>
-        </w:numPr>
-        <w:autoSpaceDE w:val="0"/>
-        <w:autoSpaceDN w:val="0"/>
-        <w:adjustRightInd w:val="0"/>
-        <w:spacing w:before="60" w:after="0" w:line="240" w:lineRule="auto"/>
-        <w:ind w:left="360"/>
         <w:rPr>
           <w:rFonts w:ascii="Calibri" w:hAnsi="Calibri" w:cs="Calibri"/>
           <w:b/>
@@ -4761,6 +4751,15 @@
       <w:r>
         <w:rPr>
           <w:rFonts w:ascii="Calibri" w:hAnsi="Calibri" w:cs="Calibri"/>
+          <w:sz w:val="24"/>
+          <w:szCs w:val="24"/>
+          <w:lang w:eastAsia="en-US"/>
+        </w:rPr>
+        <w:br w:type="page"/>
+      </w:r>
+      <w:r>
+        <w:rPr>
+          <w:rFonts w:ascii="Calibri" w:hAnsi="Calibri" w:cs="Calibri"/>
           <w:b/>
           <w:bCs/>
           <w:i/>
@@ -4771,6 +4770,29 @@
           <w:lang w:eastAsia="en-US"/>
         </w:rPr>
         <w:lastRenderedPageBreak/>
+        <w:t>(2)</w:t>
+      </w:r>
+      <w:r>
+        <w:rPr>
+          <w:rFonts w:ascii="Calibri" w:hAnsi="Calibri" w:cs="Calibri"/>
+          <w:sz w:val="24"/>
+          <w:szCs w:val="24"/>
+          <w:lang w:eastAsia="en-US"/>
+        </w:rPr>
+        <w:t xml:space="preserve"> </w:t>
+      </w:r>
+      <w:r>
+        <w:rPr>
+          <w:rFonts w:ascii="Calibri" w:hAnsi="Calibri" w:cs="Calibri"/>
+          <w:b/>
+          <w:bCs/>
+          <w:i/>
+          <w:iCs/>
+          <w:color w:val="FF0000"/>
+          <w:sz w:val="24"/>
+          <w:szCs w:val="24"/>
+          <w:lang w:eastAsia="en-US"/>
+        </w:rPr>
         <w:t>When disappointed by unfulfilled expectations</w:t>
       </w:r>
     </w:p>
@@ -5013,6 +5035,7 @@
         </w:rPr>
         <w:t>(</w:t>
       </w:r>
+      <w:proofErr w:type="gramStart"/>
       <w:r>
         <w:rPr>
           <w:rFonts w:ascii="Calibri" w:hAnsi="Calibri" w:cs="Calibri"/>
@@ -5022,7 +5045,19 @@
           <w:szCs w:val="24"/>
           <w:lang w:eastAsia="en-US"/>
         </w:rPr>
-        <w:t>Personally taught how the end was so close!</w:t>
+        <w:t>Personally</w:t>
+      </w:r>
+      <w:proofErr w:type="gramEnd"/>
+      <w:r>
+        <w:rPr>
+          <w:rFonts w:ascii="Calibri" w:hAnsi="Calibri" w:cs="Calibri"/>
+          <w:i/>
+          <w:iCs/>
+          <w:sz w:val="24"/>
+          <w:szCs w:val="24"/>
+          <w:lang w:eastAsia="en-US"/>
+        </w:rPr>
+        <w:t xml:space="preserve"> taught how the end was so close!</w:t>
       </w:r>
       <w:r>
         <w:rPr>
@@ -5931,7 +5966,23 @@
           <w:rFonts w:cs="Calibri"/>
           <w:lang w:val="en"/>
         </w:rPr>
-        <w:t>If we struggle now with following the instructions provided to us today, how much more under conditions never before seen or experienced.</w:t>
+        <w:t xml:space="preserve">If we struggle now with following the instructions provided to us today, how much more </w:t>
+      </w:r>
+      <w:proofErr w:type="gramStart"/>
+      <w:r>
+        <w:rPr>
+          <w:rFonts w:cs="Calibri"/>
+          <w:lang w:val="en"/>
+        </w:rPr>
+        <w:t>under</w:t>
+      </w:r>
+      <w:proofErr w:type="gramEnd"/>
+      <w:r>
+        <w:rPr>
+          <w:rFonts w:cs="Calibri"/>
+          <w:lang w:val="en"/>
+        </w:rPr>
+        <w:t xml:space="preserve"> conditions never before seen or experienced.</w:t>
       </w:r>
       <w:r>
         <w:rPr>
@@ -5991,7 +6042,7 @@
       </w:r>
     </w:p>
     <w:sectPr>
-      <w:headerReference w:type="default" r:id="rId7"/>
+      <w:headerReference w:type="default" r:id="rId8"/>
       <w:pgSz w:w="11906" w:h="16838"/>
       <w:pgMar w:top="720" w:right="720" w:bottom="720" w:left="720" w:header="720" w:footer="720" w:gutter="0"/>
       <w:cols w:space="720"/>
@@ -7110,4 +7161,16 @@
     </a:ext>
   </a:extLst>
 </a:theme>
+</file>
+
+<file path=customXml/item1.xml><?xml version="1.0" encoding="utf-8"?>
+<b:Sources xmlns:b="http://schemas.openxmlformats.org/officeDocument/2006/bibliography" xmlns="http://schemas.openxmlformats.org/officeDocument/2006/bibliography" SelectedStyle="\APASixthEditionOfficeOnline.xsl" StyleName="APA" Version="6"/>
+</file>
+
+<file path=customXml/itemProps1.xml><?xml version="1.0" encoding="utf-8"?>
+<ds:datastoreItem xmlns:ds="http://schemas.openxmlformats.org/officeDocument/2006/customXml" ds:itemID="{FA27D0CB-DC9E-4377-96F2-A86B063AB8CF}">
+  <ds:schemaRefs>
+    <ds:schemaRef ds:uri="http://schemas.openxmlformats.org/officeDocument/2006/bibliography"/>
+  </ds:schemaRefs>
+</ds:datastoreItem>
 </file>